--- a/Атаманов А.А._отчет_по_практике.docx
+++ b/Атаманов А.А._отчет_по_практике.docx
@@ -552,18 +552,14 @@
         </w:rPr>
         <w:t>(</w:t>
       </w:r>
-      <w:sdt>
-        <w:sdtPr>
-          <w:tag w:val="goog_rdk_1"/>
-          <w:id w:val="1784996512"/>
-        </w:sdtPr>
-        <w:sdtContent/>
-      </w:sdt>
-      <w:r>
-        <w:rPr>
-          <w:rFonts w:ascii="Times New Roman" w:eastAsia="Times New Roman" w:hAnsi="Times New Roman"/>
-        </w:rPr>
-        <w:t>Фамилия Имя Отчество)</w:t>
+      <w:r>
+        <w:t>Карпова Наталья Александровна</w:t>
+      </w:r>
+      <w:r>
+        <w:rPr>
+          <w:rFonts w:ascii="Times New Roman" w:eastAsia="Times New Roman" w:hAnsi="Times New Roman"/>
+        </w:rPr>
+        <w:t>)</w:t>
       </w:r>
     </w:p>
     <w:p>
@@ -650,19 +646,7 @@
         <w:rPr>
           <w:rFonts w:ascii="Times New Roman" w:eastAsia="Times New Roman" w:hAnsi="Times New Roman"/>
         </w:rPr>
-        <w:t>(</w:t>
-      </w:r>
-      <w:r>
-        <w:rPr>
-          <w:rFonts w:ascii="Times New Roman" w:eastAsia="Times New Roman" w:hAnsi="Times New Roman"/>
-        </w:rPr>
-        <w:t>Атаманов Александр Алексеевич</w:t>
-      </w:r>
-      <w:r>
-        <w:rPr>
-          <w:rFonts w:ascii="Times New Roman" w:eastAsia="Times New Roman" w:hAnsi="Times New Roman"/>
-        </w:rPr>
-        <w:t>)</w:t>
+        <w:t>(Атаманов Александр Алексеевич)</w:t>
       </w:r>
     </w:p>
     <w:p>
@@ -875,6 +859,7 @@
       </w:r>
       <w:r>
         <w:rPr>
+          <w:noProof/>
           <w:color w:val="000000"/>
         </w:rPr>
         <w:drawing>
@@ -1024,6 +1009,9 @@
         <w:jc w:val="both"/>
       </w:pPr>
       <w:r>
+        <w:rPr>
+          <w:noProof/>
+        </w:rPr>
         <w:lastRenderedPageBreak/>
         <w:drawing>
           <wp:inline distT="0" distB="0" distL="0" distR="0" wp14:anchorId="071FFABF" wp14:editId="70E328C2">
@@ -1214,6 +1202,7 @@
       <w:r>
         <w:rPr>
           <w:rFonts w:ascii="Times" w:eastAsia="Times" w:hAnsi="Times" w:cs="Times"/>
+          <w:noProof/>
           <w:sz w:val="20"/>
           <w:szCs w:val="20"/>
         </w:rPr>
@@ -1400,6 +1389,7 @@
       <w:r>
         <w:rPr>
           <w:rFonts w:ascii="Times New Roman" w:eastAsia="Times New Roman" w:hAnsi="Times New Roman"/>
+          <w:noProof/>
           <w:sz w:val="24"/>
           <w:szCs w:val="24"/>
         </w:rPr>
@@ -1591,6 +1581,7 @@
       <w:r>
         <w:rPr>
           <w:rFonts w:ascii="Times New Roman" w:eastAsia="Times New Roman" w:hAnsi="Times New Roman"/>
+          <w:noProof/>
           <w:sz w:val="24"/>
           <w:szCs w:val="24"/>
         </w:rPr>
@@ -1791,6 +1782,9 @@
         <w:br w:type="page"/>
       </w:r>
       <w:r>
+        <w:rPr>
+          <w:noProof/>
+        </w:rPr>
         <w:lastRenderedPageBreak/>
         <w:drawing>
           <wp:inline distT="0" distB="0" distL="0" distR="0" wp14:anchorId="45B4283B" wp14:editId="2B782678">
@@ -1996,6 +1990,7 @@
       <w:r>
         <w:rPr>
           <w:rFonts w:ascii="Times New Roman" w:eastAsia="Times New Roman" w:hAnsi="Times New Roman"/>
+          <w:noProof/>
           <w:sz w:val="24"/>
           <w:szCs w:val="24"/>
         </w:rPr>
@@ -2269,6 +2264,7 @@
       <w:r>
         <w:rPr>
           <w:rFonts w:ascii="Times New Roman" w:eastAsia="Times New Roman" w:hAnsi="Times New Roman"/>
+          <w:noProof/>
           <w:sz w:val="24"/>
           <w:szCs w:val="24"/>
         </w:rPr>
@@ -3276,6 +3272,7 @@
   <w:style w:type="character" w:default="1" w:styleId="a0">
     <w:name w:val="Default Paragraph Font"/>
     <w:uiPriority w:val="1"/>
+    <w:semiHidden/>
     <w:unhideWhenUsed/>
   </w:style>
   <w:style w:type="table" w:default="1" w:styleId="a1">
